--- a/Phase_B/25-2-R-13 - Literature sources analysis using deep impostor approach.docx
+++ b/Phase_B/25-2-R-13 - Literature sources analysis using deep impostor approach.docx
@@ -472,8 +472,15 @@
     <w:sdt>
       <w:sdtPr>
         <w:rPr>
+          <w:rFonts w:asciiTheme="minorHAnsi" w:eastAsiaTheme="minorHAnsi" w:hAnsiTheme="minorHAnsi" w:cstheme="minorBidi"/>
+          <w:color w:val="auto"/>
+          <w:kern w:val="2"/>
+          <w:sz w:val="22"/>
+          <w:szCs w:val="22"/>
           <w:rtl w:val="0"/>
+          <w:cs w:val="0"/>
           <w:lang w:val="he-IL"/>
+          <w14:ligatures w14:val="standardContextual"/>
         </w:rPr>
         <w:id w:val="345843976"/>
         <w:docPartObj>
@@ -483,14 +490,7 @@
       </w:sdtPr>
       <w:sdtEndPr>
         <w:rPr>
-          <w:rFonts w:asciiTheme="minorHAnsi" w:eastAsiaTheme="minorHAnsi" w:hAnsiTheme="minorHAnsi" w:cstheme="minorBidi"/>
-          <w:color w:val="auto"/>
-          <w:kern w:val="2"/>
-          <w:sz w:val="22"/>
-          <w:szCs w:val="22"/>
-          <w:cs w:val="0"/>
           <w:lang w:val="en-US"/>
-          <w14:ligatures w14:val="standardContextual"/>
         </w:rPr>
       </w:sdtEndPr>
       <w:sdtContent>
@@ -4667,7 +4667,6 @@
               <w:rPr>
                 <w:rStyle w:val="Hyperlink"/>
                 <w:noProof/>
-                <w:lang/>
               </w:rPr>
               <w:t>5.2.</w:t>
             </w:r>
@@ -4683,7 +4682,6 @@
               <w:rPr>
                 <w:rStyle w:val="Hyperlink"/>
                 <w:noProof/>
-                <w:lang/>
               </w:rPr>
               <w:t xml:space="preserve"> Interpretation: Compositional Discoveries</w:t>
             </w:r>
@@ -4793,7 +4791,6 @@
               <w:rPr>
                 <w:rStyle w:val="Hyperlink"/>
                 <w:noProof/>
-                <w:lang/>
               </w:rPr>
               <w:t>5.2.5 Impact of Non-Maximum Suppression (NMS)</w:t>
             </w:r>
@@ -4903,7 +4900,6 @@
               <w:rPr>
                 <w:rStyle w:val="Hyperlink"/>
                 <w:noProof/>
-                <w:lang/>
               </w:rPr>
               <w:t>5.2.6 Summary of Hebrew Biblical Evaluation</w:t>
             </w:r>
@@ -5117,21 +5113,7 @@
                 <w:rStyle w:val="Hyperlink"/>
                 <w:noProof/>
               </w:rPr>
-              <w:t>REFER</w:t>
-            </w:r>
-            <w:r>
-              <w:rPr>
-                <w:rStyle w:val="Hyperlink"/>
-                <w:noProof/>
-              </w:rPr>
-              <w:t>E</w:t>
-            </w:r>
-            <w:r>
-              <w:rPr>
-                <w:rStyle w:val="Hyperlink"/>
-                <w:noProof/>
-              </w:rPr>
-              <w:t>NCES</w:t>
+              <w:t>REFERENCES</w:t>
             </w:r>
             <w:r>
               <w:rPr>
@@ -8151,97 +8133,25 @@
           <w:sz w:val="24"/>
           <w:szCs w:val="24"/>
         </w:rPr>
-        <w:t xml:space="preserve">Machine learning models require textual input to be represented numerically. In this system, text is encoded using </w:t>
-      </w:r>
-      <w:r>
-        <w:rPr>
-          <w:rFonts w:asciiTheme="minorBidi" w:hAnsiTheme="minorBidi"/>
-          <w:b/>
-          <w:bCs/>
-          <w:sz w:val="24"/>
-          <w:szCs w:val="24"/>
-        </w:rPr>
-        <w:t>word embeddings</w:t>
-      </w:r>
-      <w:r>
-        <w:rPr>
-          <w:rFonts w:asciiTheme="minorBidi" w:hAnsiTheme="minorBidi"/>
-          <w:sz w:val="24"/>
-          <w:szCs w:val="24"/>
-        </w:rPr>
-        <w:t>, which map words to dense vectors in a high-dimensional space that captures semantic and syntactic properties. Such representations enable neural models to identify stylistic patterns that are not directly observable in raw text.</w:t>
-      </w:r>
-    </w:p>
-    <w:p>
-      <w:pPr>
-        <w:bidi w:val="0"/>
-        <w:rPr>
-          <w:rFonts w:asciiTheme="minorBidi" w:hAnsiTheme="minorBidi"/>
-          <w:sz w:val="24"/>
-          <w:szCs w:val="24"/>
-        </w:rPr>
-      </w:pPr>
-      <w:r>
-        <w:rPr>
-          <w:rFonts w:asciiTheme="minorBidi" w:hAnsiTheme="minorBidi"/>
-          <w:sz w:val="24"/>
-          <w:szCs w:val="24"/>
-        </w:rPr>
-        <w:t xml:space="preserve">Two embedding approaches were employed: </w:t>
-      </w:r>
-      <w:r>
-        <w:rPr>
-          <w:rFonts w:asciiTheme="minorBidi" w:hAnsiTheme="minorBidi"/>
-          <w:b/>
-          <w:bCs/>
-          <w:sz w:val="24"/>
-          <w:szCs w:val="24"/>
-        </w:rPr>
-        <w:t>Word2Vec</w:t>
-      </w:r>
-      <w:r>
-        <w:rPr>
-          <w:rFonts w:asciiTheme="minorBidi" w:hAnsiTheme="minorBidi"/>
-          <w:sz w:val="24"/>
-          <w:szCs w:val="24"/>
-        </w:rPr>
-        <w:t xml:space="preserve"> [5] and </w:t>
-      </w:r>
-      <w:r>
-        <w:rPr>
-          <w:rFonts w:asciiTheme="minorBidi" w:hAnsiTheme="minorBidi"/>
-          <w:b/>
-          <w:bCs/>
-          <w:sz w:val="24"/>
-          <w:szCs w:val="24"/>
-        </w:rPr>
-        <w:t>BERT</w:t>
-      </w:r>
-      <w:r>
-        <w:rPr>
-          <w:rFonts w:asciiTheme="minorBidi" w:hAnsiTheme="minorBidi"/>
-          <w:sz w:val="24"/>
-          <w:szCs w:val="24"/>
-        </w:rPr>
-        <w:t xml:space="preserve"> [6]. Word2Vec, using the skip-gram architecture, learns fixed word representations by predicting surrounding context words, resulting in a single vector per vocabulary item. In contrast, BERT generates </w:t>
-      </w:r>
-      <w:r>
-        <w:rPr>
-          <w:rFonts w:asciiTheme="minorBidi" w:hAnsiTheme="minorBidi"/>
-          <w:b/>
-          <w:bCs/>
-          <w:sz w:val="24"/>
-          <w:szCs w:val="24"/>
-        </w:rPr>
-        <w:t>context-sensitive embeddings</w:t>
-      </w:r>
-      <w:r>
-        <w:rPr>
-          <w:rFonts w:asciiTheme="minorBidi" w:hAnsiTheme="minorBidi"/>
-          <w:sz w:val="24"/>
-          <w:szCs w:val="24"/>
-        </w:rPr>
-        <w:t xml:space="preserve">, assigning different vector representations to the same word </w:t>
+        <w:t>Machine learning models require textual input to be represented numerically. In this system, text is encoded using word embeddings, which map words to dense vectors in a high-dimensional space that captures semantic and syntactic properties. Such representations enable neural models to identify stylistic patterns that are not directly observable in raw text.</w:t>
+      </w:r>
+    </w:p>
+    <w:p>
+      <w:pPr>
+        <w:bidi w:val="0"/>
+        <w:rPr>
+          <w:rFonts w:asciiTheme="minorBidi" w:hAnsiTheme="minorBidi"/>
+          <w:sz w:val="24"/>
+          <w:szCs w:val="24"/>
+        </w:rPr>
+      </w:pPr>
+      <w:r>
+        <w:rPr>
+          <w:rFonts w:asciiTheme="minorBidi" w:hAnsiTheme="minorBidi"/>
+          <w:sz w:val="24"/>
+          <w:szCs w:val="24"/>
+        </w:rPr>
+        <w:t xml:space="preserve">Two embedding approaches were employed: Word2Vec [5] and BERT [6]. Word2Vec, using the skip-gram architecture, learns fixed word representations by predicting surrounding context words, resulting in a single vector per vocabulary item. In contrast, BERT generates context-sensitive embeddings, assigning different vector representations to the same word </w:t>
       </w:r>
       <w:r>
         <w:rPr>
@@ -8305,25 +8215,7 @@
           <w:sz w:val="24"/>
           <w:szCs w:val="24"/>
         </w:rPr>
-        <w:t xml:space="preserve">After tokenization and embedding, the system trains </w:t>
-      </w:r>
-      <w:r>
-        <w:rPr>
-          <w:rFonts w:asciiTheme="minorBidi" w:hAnsiTheme="minorBidi"/>
-          <w:b/>
-          <w:bCs/>
-          <w:sz w:val="24"/>
-          <w:szCs w:val="24"/>
-        </w:rPr>
-        <w:t>binary classifiers</w:t>
-      </w:r>
-      <w:r>
-        <w:rPr>
-          <w:rFonts w:asciiTheme="minorBidi" w:hAnsiTheme="minorBidi"/>
-          <w:sz w:val="24"/>
-          <w:szCs w:val="24"/>
-        </w:rPr>
-        <w:t xml:space="preserve"> to capture stylistic patterns at the batch level. The objective of this stage is not authorship attribution, but to determine whether a given text batch is stylistically closer to one of two unrelated impostor corpora.</w:t>
+        <w:t>After tokenization and embedding, the system trains binary classifiers to capture stylistic patterns at the batch level. The objective of this stage is not authorship attribution, but to determine whether a given text batch is stylistically closer to one of two unrelated impostor corpora.</w:t>
       </w:r>
     </w:p>
     <w:p>
@@ -9066,6 +8958,9 @@
             </m:e>
           </m:nary>
           <m:r>
+            <m:rPr>
+              <m:sty m:val="p"/>
+            </m:rPr>
             <w:rPr>
               <w:rFonts w:asciiTheme="minorBidi" w:hAnsiTheme="minorBidi"/>
               <w:sz w:val="24"/>
@@ -9147,25 +9042,7 @@
           <w:sz w:val="24"/>
           <w:szCs w:val="24"/>
         </w:rPr>
-        <w:t xml:space="preserve">After constructing the chunk-level stylistic signal, change point detection was performed to identify positions of significant stylistic deviation. This was achieved using a </w:t>
-      </w:r>
-      <w:r>
-        <w:rPr>
-          <w:rFonts w:asciiTheme="minorBidi" w:hAnsiTheme="minorBidi"/>
-          <w:b/>
-          <w:bCs/>
-          <w:sz w:val="24"/>
-          <w:szCs w:val="24"/>
-        </w:rPr>
-        <w:t>rolling distance</w:t>
-      </w:r>
-      <w:r>
-        <w:rPr>
-          <w:rFonts w:asciiTheme="minorBidi" w:hAnsiTheme="minorBidi"/>
-          <w:sz w:val="24"/>
-          <w:szCs w:val="24"/>
-        </w:rPr>
-        <w:t xml:space="preserve"> measure that quantifies how strongly the signal at a given position departs from recent stylistic behavior.</w:t>
+        <w:t>After constructing the chunk-level stylistic signal, change point detection was performed to identify positions of significant stylistic deviation. This was achieved using a rolling distance measure that quantifies how strongly the signal at a given position departs from recent stylistic behavior.</w:t>
       </w:r>
     </w:p>
     <w:p>
@@ -9531,6 +9408,9 @@
             </m:sup>
           </m:sSup>
           <m:r>
+            <m:rPr>
+              <m:sty m:val="p"/>
+            </m:rPr>
             <w:rPr>
               <w:rFonts w:asciiTheme="minorBidi" w:hAnsiTheme="minorBidi"/>
               <w:sz w:val="24"/>
@@ -9703,61 +9583,25 @@
           <w:sz w:val="24"/>
           <w:szCs w:val="24"/>
         </w:rPr>
-        <w:t xml:space="preserve">Although the rolling distance method effectively identifies abrupt stylistic shifts, it is sensitive to local noise and may fail to capture transitions occurring at multiple temporal scales. To address these limitations, a </w:t>
-      </w:r>
-      <w:r>
-        <w:rPr>
-          <w:rFonts w:asciiTheme="minorBidi" w:hAnsiTheme="minorBidi"/>
-          <w:b/>
-          <w:bCs/>
-          <w:sz w:val="24"/>
-          <w:szCs w:val="24"/>
-        </w:rPr>
-        <w:t>wavelet-based refinement</w:t>
-      </w:r>
-      <w:r>
-        <w:rPr>
-          <w:rFonts w:asciiTheme="minorBidi" w:hAnsiTheme="minorBidi"/>
-          <w:sz w:val="24"/>
-          <w:szCs w:val="24"/>
-        </w:rPr>
-        <w:t xml:space="preserve"> was integrated into the detection pipeline. Wavelet analysis enables multi-resolution examination of signals, making it well suited for identifying both abrupt and gradual changes [10].</w:t>
-      </w:r>
-    </w:p>
-    <w:p>
-      <w:pPr>
-        <w:bidi w:val="0"/>
-        <w:rPr>
-          <w:rFonts w:asciiTheme="minorBidi" w:hAnsiTheme="minorBidi"/>
-          <w:sz w:val="24"/>
-          <w:szCs w:val="24"/>
-        </w:rPr>
-      </w:pPr>
-      <w:r>
-        <w:rPr>
-          <w:rFonts w:asciiTheme="minorBidi" w:hAnsiTheme="minorBidi"/>
-          <w:sz w:val="24"/>
-          <w:szCs w:val="24"/>
-        </w:rPr>
-        <w:t xml:space="preserve">In the implemented system, a </w:t>
-      </w:r>
-      <w:r>
-        <w:rPr>
-          <w:rFonts w:asciiTheme="minorBidi" w:hAnsiTheme="minorBidi"/>
-          <w:b/>
-          <w:bCs/>
-          <w:sz w:val="24"/>
-          <w:szCs w:val="24"/>
-        </w:rPr>
-        <w:t>Discrete Wavelet Transform (DWT)</w:t>
-      </w:r>
-      <w:r>
-        <w:rPr>
-          <w:rFonts w:asciiTheme="minorBidi" w:hAnsiTheme="minorBidi"/>
-          <w:sz w:val="24"/>
-          <w:szCs w:val="24"/>
-        </w:rPr>
-        <w:t xml:space="preserve"> was applied to the rolling stylistic distance signal computed for each impostor pair. The transform decomposed the signal into approximation and detail coefficients, isolating high-frequency components associated with localized stylistic variation. Local maxima in the detail coefficients were treated as candidate change points, corresponding to stylistic transitions at different temporal scales.</w:t>
+        <w:t>Although the rolling distance method effectively identifies abrupt stylistic shifts, it is sensitive to local noise and may fail to capture transitions occurring at multiple temporal scales. To address these limitations, a wavelet-based refinement was integrated into the detection pipeline. Wavelet analysis enables multi-resolution examination of signals, making it well suited for identifying both abrupt and gradual changes [10].</w:t>
+      </w:r>
+    </w:p>
+    <w:p>
+      <w:pPr>
+        <w:bidi w:val="0"/>
+        <w:rPr>
+          <w:rFonts w:asciiTheme="minorBidi" w:hAnsiTheme="minorBidi"/>
+          <w:sz w:val="24"/>
+          <w:szCs w:val="24"/>
+        </w:rPr>
+      </w:pPr>
+      <w:r>
+        <w:rPr>
+          <w:rFonts w:asciiTheme="minorBidi" w:hAnsiTheme="minorBidi"/>
+          <w:sz w:val="24"/>
+          <w:szCs w:val="24"/>
+        </w:rPr>
+        <w:t>In the implemented system, a Discrete Wavelet Transform (DWT) was applied to the rolling stylistic distance signal computed for each impostor pair. The transform decomposed the signal into approximation and detail coefficients, isolating high-frequency components associated with localized stylistic variation. Local maxima in the detail coefficients were treated as candidate change points, corresponding to stylistic transitions at different temporal scales.</w:t>
       </w:r>
     </w:p>
     <w:p>
@@ -11955,15 +11799,7 @@
           <w:sz w:val="24"/>
           <w:szCs w:val="24"/>
         </w:rPr>
-        <w:t>whether detected stylistic transitions align qualitatively with broad scholarly expectations</w:t>
-      </w:r>
-      <w:r>
-        <w:rPr>
-          <w:rFonts w:asciiTheme="minorBidi" w:hAnsiTheme="minorBidi"/>
-          <w:sz w:val="24"/>
-          <w:szCs w:val="24"/>
-        </w:rPr>
-        <w:t xml:space="preserve"> </w:t>
+        <w:t xml:space="preserve">whether detected stylistic transitions align qualitatively with broad scholarly expectations </w:t>
       </w:r>
       <w:r>
         <w:rPr>
@@ -14550,15 +14386,9 @@
       <w:pPr>
         <w:pStyle w:val="3"/>
         <w:bidi w:val="0"/>
-        <w:rPr>
-          <w:lang/>
-        </w:rPr>
       </w:pPr>
       <w:bookmarkStart w:id="38" w:name="_Toc220686160"/>
       <w:r>
-        <w:rPr>
-          <w:lang/>
-        </w:rPr>
         <w:lastRenderedPageBreak/>
         <w:t>5.2.</w:t>
       </w:r>
@@ -14570,9 +14400,6 @@
         <w:t>4</w:t>
       </w:r>
       <w:r>
-        <w:rPr>
-          <w:lang/>
-        </w:rPr>
         <w:t xml:space="preserve"> Interpretation: Compositional Discoveries</w:t>
       </w:r>
       <w:bookmarkEnd w:id="38"/>
@@ -14591,7 +14418,6 @@
           <w:rFonts w:asciiTheme="minorBidi" w:hAnsiTheme="minorBidi"/>
           <w:sz w:val="24"/>
           <w:szCs w:val="24"/>
-          <w:lang/>
         </w:rPr>
         <w:t>A critical analysis of the 52 "False Positives" reveals that they are rarely random noise. Instead, they consistently map to deep structural and generic shifts widely recognized in biblical scholarship. The model effectively uncovered the "seams" that ancient editors attempted to smooth over.</w:t>
       </w:r>
@@ -14603,7 +14429,6 @@
           <w:rFonts w:asciiTheme="minorBidi" w:hAnsiTheme="minorBidi"/>
           <w:sz w:val="24"/>
           <w:szCs w:val="24"/>
-          <w:lang/>
         </w:rPr>
       </w:pPr>
       <w:r>
@@ -14613,7 +14438,6 @@
           <w:bCs/>
           <w:sz w:val="24"/>
           <w:szCs w:val="24"/>
-          <w:lang/>
         </w:rPr>
         <w:t>The Torah: Detecting Source Splits</w:t>
       </w:r>
@@ -14629,15 +14453,13 @@
           <w:rFonts w:asciiTheme="minorBidi" w:hAnsiTheme="minorBidi"/>
           <w:sz w:val="24"/>
           <w:szCs w:val="24"/>
-          <w:lang/>
-        </w:rPr>
-      </w:pPr>
-      <w:r>
-        <w:rPr>
-          <w:rFonts w:asciiTheme="minorBidi" w:hAnsiTheme="minorBidi"/>
-          <w:sz w:val="24"/>
-          <w:szCs w:val="24"/>
-          <w:lang/>
+        </w:rPr>
+      </w:pPr>
+      <w:r>
+        <w:rPr>
+          <w:rFonts w:asciiTheme="minorBidi" w:hAnsiTheme="minorBidi"/>
+          <w:sz w:val="24"/>
+          <w:szCs w:val="24"/>
         </w:rPr>
         <w:t>Genesis (Creation): The model detected a boundary at the very beginning of Genesis. This corresponds to the transition between the Priestly creation story (Gen 1, "Elohim") and the Yahwist creation story (Gen 2, "YHWH").</w:t>
       </w:r>
@@ -14653,15 +14475,13 @@
           <w:rFonts w:asciiTheme="minorBidi" w:hAnsiTheme="minorBidi"/>
           <w:sz w:val="24"/>
           <w:szCs w:val="24"/>
-          <w:lang/>
-        </w:rPr>
-      </w:pPr>
-      <w:r>
-        <w:rPr>
-          <w:rFonts w:asciiTheme="minorBidi" w:hAnsiTheme="minorBidi"/>
-          <w:sz w:val="24"/>
-          <w:szCs w:val="24"/>
-          <w:lang/>
+        </w:rPr>
+      </w:pPr>
+      <w:r>
+        <w:rPr>
+          <w:rFonts w:asciiTheme="minorBidi" w:hAnsiTheme="minorBidi"/>
+          <w:sz w:val="24"/>
+          <w:szCs w:val="24"/>
         </w:rPr>
         <w:t>Genesis (The Joseph Novella): A sharp boundary was detected at Chapter 37. This marks the shift from the episodic narratives of the Patriarchs (Abraham, Isaac, Jacob) to the continuous, distinct literary style of the Joseph Novella.</w:t>
       </w:r>
@@ -14677,15 +14497,13 @@
           <w:rFonts w:asciiTheme="minorBidi" w:hAnsiTheme="minorBidi"/>
           <w:sz w:val="24"/>
           <w:szCs w:val="24"/>
-          <w:lang/>
-        </w:rPr>
-      </w:pPr>
-      <w:r>
-        <w:rPr>
-          <w:rFonts w:asciiTheme="minorBidi" w:hAnsiTheme="minorBidi"/>
-          <w:sz w:val="24"/>
-          <w:szCs w:val="24"/>
-          <w:lang/>
+        </w:rPr>
+      </w:pPr>
+      <w:r>
+        <w:rPr>
+          <w:rFonts w:asciiTheme="minorBidi" w:hAnsiTheme="minorBidi"/>
+          <w:sz w:val="24"/>
+          <w:szCs w:val="24"/>
         </w:rPr>
         <w:t>Genesis (Chapter 43): The model identified a shift within the Joseph story itself (Gen 43), coinciding with a change in the dominant brother figure (from Reuben to Judah), a marker often cited by source critics as a change in authorship source (E vs. J).</w:t>
       </w:r>
@@ -14701,15 +14519,13 @@
           <w:rFonts w:asciiTheme="minorBidi" w:hAnsiTheme="minorBidi"/>
           <w:sz w:val="24"/>
           <w:szCs w:val="24"/>
-          <w:lang/>
-        </w:rPr>
-      </w:pPr>
-      <w:r>
-        <w:rPr>
-          <w:rFonts w:asciiTheme="minorBidi" w:hAnsiTheme="minorBidi"/>
-          <w:sz w:val="24"/>
-          <w:szCs w:val="24"/>
-          <w:lang/>
+        </w:rPr>
+      </w:pPr>
+      <w:r>
+        <w:rPr>
+          <w:rFonts w:asciiTheme="minorBidi" w:hAnsiTheme="minorBidi"/>
+          <w:sz w:val="24"/>
+          <w:szCs w:val="24"/>
         </w:rPr>
         <w:t>Exodus: The model flagged internal boundaries corresponding to the drastic shift from the Narrative of the Exodus (prose) to the Legal/Technical texts of the Tabernacle construction (Priestly code).</w:t>
       </w:r>
@@ -14723,7 +14539,6 @@
           <w:bCs/>
           <w:sz w:val="24"/>
           <w:szCs w:val="24"/>
-          <w:lang/>
         </w:rPr>
       </w:pPr>
       <w:r>
@@ -14733,7 +14548,6 @@
           <w:bCs/>
           <w:sz w:val="24"/>
           <w:szCs w:val="24"/>
-          <w:lang/>
         </w:rPr>
         <w:t>The Prophets: Uncovering Editorial Layers</w:t>
       </w:r>
@@ -14749,15 +14563,13 @@
           <w:rFonts w:asciiTheme="minorBidi" w:hAnsiTheme="minorBidi"/>
           <w:sz w:val="24"/>
           <w:szCs w:val="24"/>
-          <w:lang/>
-        </w:rPr>
-      </w:pPr>
-      <w:r>
-        <w:rPr>
-          <w:rFonts w:asciiTheme="minorBidi" w:hAnsiTheme="minorBidi"/>
-          <w:sz w:val="24"/>
-          <w:szCs w:val="24"/>
-          <w:lang/>
+        </w:rPr>
+      </w:pPr>
+      <w:r>
+        <w:rPr>
+          <w:rFonts w:asciiTheme="minorBidi" w:hAnsiTheme="minorBidi"/>
+          <w:sz w:val="24"/>
+          <w:szCs w:val="24"/>
         </w:rPr>
         <w:t>Isaiah (The "Crown Jewel"): The detected boundary at chunk 586 aligns perfectly with Isaiah Chapter 40. This is the scholarly consensus for the division between Proto-Isaiah (Ch 1-39) and Deutero-Isaiah (Ch 40+). The model successfully distinguished between the two different authors centuries after they were merged into a single scroll.</w:t>
       </w:r>
@@ -14773,15 +14585,13 @@
           <w:rFonts w:asciiTheme="minorBidi" w:hAnsiTheme="minorBidi"/>
           <w:sz w:val="24"/>
           <w:szCs w:val="24"/>
-          <w:lang/>
-        </w:rPr>
-      </w:pPr>
-      <w:r>
-        <w:rPr>
-          <w:rFonts w:asciiTheme="minorBidi" w:hAnsiTheme="minorBidi"/>
-          <w:sz w:val="24"/>
-          <w:szCs w:val="24"/>
-          <w:lang/>
+        </w:rPr>
+      </w:pPr>
+      <w:r>
+        <w:rPr>
+          <w:rFonts w:asciiTheme="minorBidi" w:hAnsiTheme="minorBidi"/>
+          <w:sz w:val="24"/>
+          <w:szCs w:val="24"/>
         </w:rPr>
         <w:t>Jeremiah &amp; Ezekiel: Internal boundaries mapped to shifts between poetic prophecies and biographical prose sections.</w:t>
       </w:r>
@@ -14795,7 +14605,6 @@
           <w:bCs/>
           <w:sz w:val="24"/>
           <w:szCs w:val="24"/>
-          <w:lang/>
         </w:rPr>
       </w:pPr>
       <w:r>
@@ -14805,7 +14614,6 @@
           <w:bCs/>
           <w:sz w:val="24"/>
           <w:szCs w:val="24"/>
-          <w:lang/>
         </w:rPr>
         <w:t>The Writings: Genre Sensitivity</w:t>
       </w:r>
@@ -14821,15 +14629,13 @@
           <w:rFonts w:asciiTheme="minorBidi" w:hAnsiTheme="minorBidi"/>
           <w:sz w:val="24"/>
           <w:szCs w:val="24"/>
-          <w:lang/>
-        </w:rPr>
-      </w:pPr>
-      <w:r>
-        <w:rPr>
-          <w:rFonts w:asciiTheme="minorBidi" w:hAnsiTheme="minorBidi"/>
-          <w:sz w:val="24"/>
-          <w:szCs w:val="24"/>
-          <w:lang/>
+        </w:rPr>
+      </w:pPr>
+      <w:r>
+        <w:rPr>
+          <w:rFonts w:asciiTheme="minorBidi" w:hAnsiTheme="minorBidi"/>
+          <w:sz w:val="24"/>
+          <w:szCs w:val="24"/>
         </w:rPr>
         <w:t>Psalms: The model placed boundaries within Psalms that align with the internal five-book structure of the Psalter.</w:t>
       </w:r>
@@ -14845,15 +14651,13 @@
           <w:rFonts w:asciiTheme="minorBidi" w:hAnsiTheme="minorBidi"/>
           <w:sz w:val="24"/>
           <w:szCs w:val="24"/>
-          <w:lang/>
-        </w:rPr>
-      </w:pPr>
-      <w:r>
-        <w:rPr>
-          <w:rFonts w:asciiTheme="minorBidi" w:hAnsiTheme="minorBidi"/>
-          <w:sz w:val="24"/>
-          <w:szCs w:val="24"/>
-          <w:lang/>
+        </w:rPr>
+      </w:pPr>
+      <w:r>
+        <w:rPr>
+          <w:rFonts w:asciiTheme="minorBidi" w:hAnsiTheme="minorBidi"/>
+          <w:sz w:val="24"/>
+          <w:szCs w:val="24"/>
         </w:rPr>
         <w:t>Job: A boundary separated the narrative frame (Prologue/Epilogue) from the poetic theological debate in the center.</w:t>
       </w:r>
@@ -14862,15 +14666,9 @@
       <w:pPr>
         <w:pStyle w:val="3"/>
         <w:bidi w:val="0"/>
-        <w:rPr>
-          <w:lang/>
-        </w:rPr>
       </w:pPr>
       <w:bookmarkStart w:id="39" w:name="_Toc220686161"/>
       <w:r>
-        <w:rPr>
-          <w:lang/>
-        </w:rPr>
         <w:t>5.2.5 Impact of Non-Maximum Suppression (NMS)</w:t>
       </w:r>
       <w:bookmarkEnd w:id="39"/>
@@ -14882,15 +14680,13 @@
           <w:rFonts w:asciiTheme="minorBidi" w:hAnsiTheme="minorBidi"/>
           <w:sz w:val="24"/>
           <w:szCs w:val="24"/>
-          <w:lang/>
-        </w:rPr>
-      </w:pPr>
-      <w:r>
-        <w:rPr>
-          <w:rFonts w:asciiTheme="minorBidi" w:hAnsiTheme="minorBidi"/>
-          <w:sz w:val="24"/>
-          <w:szCs w:val="24"/>
-          <w:lang/>
+        </w:rPr>
+      </w:pPr>
+      <w:r>
+        <w:rPr>
+          <w:rFonts w:asciiTheme="minorBidi" w:hAnsiTheme="minorBidi"/>
+          <w:sz w:val="24"/>
+          <w:szCs w:val="24"/>
         </w:rPr>
         <w:t xml:space="preserve">A key technical achievement in this phase was the implementation of Non-Maximum Suppression (NMS). Initially, the model generated ~85 boundaries, with some appearing as "clusters" or technical ringing around a single transition. Applying NMS allowed us to clean this signal, reducing the output </w:t>
       </w:r>
@@ -14899,7 +14695,6 @@
           <w:rFonts w:asciiTheme="minorBidi" w:hAnsiTheme="minorBidi"/>
           <w:sz w:val="24"/>
           <w:szCs w:val="24"/>
-          <w:lang/>
         </w:rPr>
         <w:lastRenderedPageBreak/>
         <w:t>to 77 unique, distinct stylistic events. This proved that the detected boundaries are robust and stable, rather than random noise artifacts. For example, in the Book of Joshua, NMS consolidated a double-signal at the end of the book into a single, precise boundary marking the transition to Judges.</w:t>
@@ -14909,15 +14704,9 @@
       <w:pPr>
         <w:pStyle w:val="3"/>
         <w:bidi w:val="0"/>
-        <w:rPr>
-          <w:lang/>
-        </w:rPr>
       </w:pPr>
       <w:bookmarkStart w:id="40" w:name="_Toc220686162"/>
       <w:r>
-        <w:rPr>
-          <w:lang/>
-        </w:rPr>
         <w:t>5.2.6 Summary of Hebrew Biblical Evaluation</w:t>
       </w:r>
       <w:bookmarkEnd w:id="40"/>
@@ -14929,15 +14718,13 @@
           <w:rFonts w:asciiTheme="minorBidi" w:hAnsiTheme="minorBidi"/>
           <w:sz w:val="24"/>
           <w:szCs w:val="24"/>
-          <w:lang/>
-        </w:rPr>
-      </w:pPr>
-      <w:r>
-        <w:rPr>
-          <w:rFonts w:asciiTheme="minorBidi" w:hAnsiTheme="minorBidi"/>
-          <w:sz w:val="24"/>
-          <w:szCs w:val="24"/>
-          <w:lang/>
+        </w:rPr>
+      </w:pPr>
+      <w:r>
+        <w:rPr>
+          <w:rFonts w:asciiTheme="minorBidi" w:hAnsiTheme="minorBidi"/>
+          <w:sz w:val="24"/>
+          <w:szCs w:val="24"/>
         </w:rPr>
         <w:t>The Hebrew Biblical experiment demonstrated that the Deep Impostor framework does more than distinguish between different authors; it is capable of forensic literary analysis.</w:t>
       </w:r>
@@ -14953,15 +14740,13 @@
           <w:rFonts w:asciiTheme="minorBidi" w:hAnsiTheme="minorBidi"/>
           <w:sz w:val="24"/>
           <w:szCs w:val="24"/>
-          <w:lang/>
-        </w:rPr>
-      </w:pPr>
-      <w:r>
-        <w:rPr>
-          <w:rFonts w:asciiTheme="minorBidi" w:hAnsiTheme="minorBidi"/>
-          <w:sz w:val="24"/>
-          <w:szCs w:val="24"/>
-          <w:lang/>
+        </w:rPr>
+      </w:pPr>
+      <w:r>
+        <w:rPr>
+          <w:rFonts w:asciiTheme="minorBidi" w:hAnsiTheme="minorBidi"/>
+          <w:sz w:val="24"/>
+          <w:szCs w:val="24"/>
         </w:rPr>
         <w:t>High Accuracy: The model achieved near-perfect alignment (0-1 chunk deviation) on distinct stylistic transitions, such as the shift to the Priestly style in Leviticus and the poetic shift in Song of Songs.</w:t>
       </w:r>
@@ -14977,15 +14762,13 @@
           <w:rFonts w:asciiTheme="minorBidi" w:hAnsiTheme="minorBidi"/>
           <w:sz w:val="24"/>
           <w:szCs w:val="24"/>
-          <w:lang/>
-        </w:rPr>
-      </w:pPr>
-      <w:r>
-        <w:rPr>
-          <w:rFonts w:asciiTheme="minorBidi" w:hAnsiTheme="minorBidi"/>
-          <w:sz w:val="24"/>
-          <w:szCs w:val="24"/>
-          <w:lang/>
+        </w:rPr>
+      </w:pPr>
+      <w:r>
+        <w:rPr>
+          <w:rFonts w:asciiTheme="minorBidi" w:hAnsiTheme="minorBidi"/>
+          <w:sz w:val="24"/>
+          <w:szCs w:val="24"/>
         </w:rPr>
         <w:t xml:space="preserve">Structural Insight: The majority of "extra" boundaries correlate with known philological and historical stratifications (Source Criticism), confirming that the model detected the </w:t>
       </w:r>
@@ -14996,7 +14779,6 @@
           <w:iCs/>
           <w:sz w:val="24"/>
           <w:szCs w:val="24"/>
-          <w:lang/>
         </w:rPr>
         <w:t>actual</w:t>
       </w:r>
@@ -15005,7 +14787,6 @@
           <w:rFonts w:asciiTheme="minorBidi" w:hAnsiTheme="minorBidi"/>
           <w:sz w:val="24"/>
           <w:szCs w:val="24"/>
-          <w:lang/>
         </w:rPr>
         <w:t xml:space="preserve"> composition of the Bible rather than just its canonical headings.</w:t>
       </w:r>
@@ -15021,15 +14802,13 @@
           <w:rFonts w:asciiTheme="minorBidi" w:hAnsiTheme="minorBidi"/>
           <w:sz w:val="24"/>
           <w:szCs w:val="24"/>
-          <w:lang/>
-        </w:rPr>
-      </w:pPr>
-      <w:r>
-        <w:rPr>
-          <w:rFonts w:asciiTheme="minorBidi" w:hAnsiTheme="minorBidi"/>
-          <w:sz w:val="24"/>
-          <w:szCs w:val="24"/>
-          <w:lang/>
+        </w:rPr>
+      </w:pPr>
+      <w:r>
+        <w:rPr>
+          <w:rFonts w:asciiTheme="minorBidi" w:hAnsiTheme="minorBidi"/>
+          <w:sz w:val="24"/>
+          <w:szCs w:val="24"/>
         </w:rPr>
         <w:t>Discovery: The system effectively identified 77 stylistic units, providing a computational validation for theories regarding the composite nature of the biblical text.</w:t>
       </w:r>
@@ -17841,6 +17620,7 @@
           <w:rFonts w:asciiTheme="minorBidi" w:eastAsia="Times New Roman" w:hAnsiTheme="minorBidi"/>
           <w:b/>
           <w:bCs/>
+          <w:noProof/>
           <w:kern w:val="0"/>
           <w:sz w:val="24"/>
           <w:szCs w:val="24"/>
@@ -17933,6 +17713,7 @@
       <w:r>
         <w:rPr>
           <w:rFonts w:asciiTheme="minorBidi" w:eastAsia="Times New Roman" w:hAnsiTheme="minorBidi"/>
+          <w:noProof/>
           <w:kern w:val="0"/>
           <w:sz w:val="24"/>
           <w:szCs w:val="24"/>
@@ -18282,6 +18063,7 @@
       <w:r>
         <w:rPr>
           <w:rFonts w:asciiTheme="minorBidi" w:eastAsia="Times New Roman" w:hAnsiTheme="minorBidi"/>
+          <w:noProof/>
           <w:kern w:val="0"/>
           <w:sz w:val="24"/>
           <w:szCs w:val="24"/>
@@ -19362,6 +19144,7 @@
           <w:rFonts w:asciiTheme="minorBidi" w:eastAsia="Times New Roman" w:hAnsiTheme="minorBidi"/>
           <w:b/>
           <w:bCs/>
+          <w:noProof/>
           <w:kern w:val="0"/>
           <w:sz w:val="24"/>
           <w:szCs w:val="24"/>
@@ -19422,6 +19205,7 @@
           <w:rFonts w:asciiTheme="minorBidi" w:eastAsia="Times New Roman" w:hAnsiTheme="minorBidi"/>
           <w:b/>
           <w:bCs/>
+          <w:noProof/>
           <w:kern w:val="0"/>
           <w:sz w:val="24"/>
           <w:szCs w:val="24"/>
@@ -19717,6 +19501,7 @@
           <w:rFonts w:asciiTheme="minorBidi" w:eastAsia="Times New Roman" w:hAnsiTheme="minorBidi"/>
           <w:b/>
           <w:bCs/>
+          <w:noProof/>
           <w:kern w:val="0"/>
           <w:sz w:val="24"/>
           <w:szCs w:val="24"/>
@@ -20986,6 +20771,7 @@
           <w:rFonts w:asciiTheme="minorBidi" w:eastAsia="Times New Roman" w:hAnsiTheme="minorBidi"/>
           <w:b/>
           <w:bCs/>
+          <w:noProof/>
           <w:kern w:val="0"/>
           <w:sz w:val="24"/>
           <w:szCs w:val="24"/>
@@ -21084,6 +20870,7 @@
           <w:rFonts w:asciiTheme="minorBidi" w:eastAsia="Times New Roman" w:hAnsiTheme="minorBidi"/>
           <w:b/>
           <w:bCs/>
+          <w:noProof/>
           <w:kern w:val="0"/>
           <w:sz w:val="24"/>
           <w:szCs w:val="24"/>
@@ -24599,6 +24386,9 @@
       <w:pStyle w:val="af1"/>
     </w:pPr>
     <w:r>
+      <w:rPr>
+        <w:noProof/>
+      </w:rPr>
       <mc:AlternateContent>
         <mc:Choice Requires="wps">
           <w:drawing>
@@ -43082,39 +42872,12 @@
   </w:num>
   <w:num w:numId="101" w16cid:durableId="342435925">
     <w:abstractNumId w:val="9"/>
-    <w:lvlOverride w:ilvl="0"/>
-    <w:lvlOverride w:ilvl="1"/>
-    <w:lvlOverride w:ilvl="2"/>
-    <w:lvlOverride w:ilvl="3"/>
-    <w:lvlOverride w:ilvl="4"/>
-    <w:lvlOverride w:ilvl="5"/>
-    <w:lvlOverride w:ilvl="6"/>
-    <w:lvlOverride w:ilvl="7"/>
-    <w:lvlOverride w:ilvl="8"/>
   </w:num>
   <w:num w:numId="102" w16cid:durableId="1685937731">
     <w:abstractNumId w:val="6"/>
-    <w:lvlOverride w:ilvl="0"/>
-    <w:lvlOverride w:ilvl="1"/>
-    <w:lvlOverride w:ilvl="2"/>
-    <w:lvlOverride w:ilvl="3"/>
-    <w:lvlOverride w:ilvl="4"/>
-    <w:lvlOverride w:ilvl="5"/>
-    <w:lvlOverride w:ilvl="6"/>
-    <w:lvlOverride w:ilvl="7"/>
-    <w:lvlOverride w:ilvl="8"/>
   </w:num>
   <w:num w:numId="103" w16cid:durableId="443307669">
     <w:abstractNumId w:val="31"/>
-    <w:lvlOverride w:ilvl="0"/>
-    <w:lvlOverride w:ilvl="1"/>
-    <w:lvlOverride w:ilvl="2"/>
-    <w:lvlOverride w:ilvl="3"/>
-    <w:lvlOverride w:ilvl="4"/>
-    <w:lvlOverride w:ilvl="5"/>
-    <w:lvlOverride w:ilvl="6"/>
-    <w:lvlOverride w:ilvl="7"/>
-    <w:lvlOverride w:ilvl="8"/>
   </w:num>
   <w:num w:numId="104" w16cid:durableId="637302711">
     <w:abstractNumId w:val="86"/>
@@ -43148,111 +42911,30 @@
   </w:num>
   <w:num w:numId="105" w16cid:durableId="344216414">
     <w:abstractNumId w:val="117"/>
-    <w:lvlOverride w:ilvl="0"/>
-    <w:lvlOverride w:ilvl="1"/>
-    <w:lvlOverride w:ilvl="2"/>
-    <w:lvlOverride w:ilvl="3"/>
-    <w:lvlOverride w:ilvl="4"/>
-    <w:lvlOverride w:ilvl="5"/>
-    <w:lvlOverride w:ilvl="6"/>
-    <w:lvlOverride w:ilvl="7"/>
-    <w:lvlOverride w:ilvl="8"/>
   </w:num>
   <w:num w:numId="106" w16cid:durableId="54278197">
     <w:abstractNumId w:val="48"/>
-    <w:lvlOverride w:ilvl="0"/>
-    <w:lvlOverride w:ilvl="1"/>
-    <w:lvlOverride w:ilvl="2"/>
-    <w:lvlOverride w:ilvl="3"/>
-    <w:lvlOverride w:ilvl="4"/>
-    <w:lvlOverride w:ilvl="5"/>
-    <w:lvlOverride w:ilvl="6"/>
-    <w:lvlOverride w:ilvl="7"/>
-    <w:lvlOverride w:ilvl="8"/>
   </w:num>
   <w:num w:numId="107" w16cid:durableId="1677145124">
     <w:abstractNumId w:val="99"/>
-    <w:lvlOverride w:ilvl="0"/>
-    <w:lvlOverride w:ilvl="1"/>
-    <w:lvlOverride w:ilvl="2"/>
-    <w:lvlOverride w:ilvl="3"/>
-    <w:lvlOverride w:ilvl="4"/>
-    <w:lvlOverride w:ilvl="5"/>
-    <w:lvlOverride w:ilvl="6"/>
-    <w:lvlOverride w:ilvl="7"/>
-    <w:lvlOverride w:ilvl="8"/>
   </w:num>
   <w:num w:numId="108" w16cid:durableId="2019193220">
     <w:abstractNumId w:val="100"/>
-    <w:lvlOverride w:ilvl="0"/>
-    <w:lvlOverride w:ilvl="1"/>
-    <w:lvlOverride w:ilvl="2"/>
-    <w:lvlOverride w:ilvl="3"/>
-    <w:lvlOverride w:ilvl="4"/>
-    <w:lvlOverride w:ilvl="5"/>
-    <w:lvlOverride w:ilvl="6"/>
-    <w:lvlOverride w:ilvl="7"/>
-    <w:lvlOverride w:ilvl="8"/>
   </w:num>
   <w:num w:numId="109" w16cid:durableId="1263873465">
     <w:abstractNumId w:val="54"/>
-    <w:lvlOverride w:ilvl="0"/>
-    <w:lvlOverride w:ilvl="1"/>
-    <w:lvlOverride w:ilvl="2"/>
-    <w:lvlOverride w:ilvl="3"/>
-    <w:lvlOverride w:ilvl="4"/>
-    <w:lvlOverride w:ilvl="5"/>
-    <w:lvlOverride w:ilvl="6"/>
-    <w:lvlOverride w:ilvl="7"/>
-    <w:lvlOverride w:ilvl="8"/>
   </w:num>
   <w:num w:numId="110" w16cid:durableId="1748844738">
     <w:abstractNumId w:val="18"/>
-    <w:lvlOverride w:ilvl="0"/>
-    <w:lvlOverride w:ilvl="1"/>
-    <w:lvlOverride w:ilvl="2"/>
-    <w:lvlOverride w:ilvl="3"/>
-    <w:lvlOverride w:ilvl="4"/>
-    <w:lvlOverride w:ilvl="5"/>
-    <w:lvlOverride w:ilvl="6"/>
-    <w:lvlOverride w:ilvl="7"/>
-    <w:lvlOverride w:ilvl="8"/>
   </w:num>
   <w:num w:numId="111" w16cid:durableId="419374621">
     <w:abstractNumId w:val="76"/>
-    <w:lvlOverride w:ilvl="0"/>
-    <w:lvlOverride w:ilvl="1"/>
-    <w:lvlOverride w:ilvl="2"/>
-    <w:lvlOverride w:ilvl="3"/>
-    <w:lvlOverride w:ilvl="4"/>
-    <w:lvlOverride w:ilvl="5"/>
-    <w:lvlOverride w:ilvl="6"/>
-    <w:lvlOverride w:ilvl="7"/>
-    <w:lvlOverride w:ilvl="8"/>
   </w:num>
   <w:num w:numId="112" w16cid:durableId="1045254685">
     <w:abstractNumId w:val="44"/>
-    <w:lvlOverride w:ilvl="0"/>
-    <w:lvlOverride w:ilvl="1"/>
-    <w:lvlOverride w:ilvl="2"/>
-    <w:lvlOverride w:ilvl="3"/>
-    <w:lvlOverride w:ilvl="4"/>
-    <w:lvlOverride w:ilvl="5"/>
-    <w:lvlOverride w:ilvl="6"/>
-    <w:lvlOverride w:ilvl="7"/>
-    <w:lvlOverride w:ilvl="8"/>
   </w:num>
   <w:num w:numId="113" w16cid:durableId="1012610172">
     <w:abstractNumId w:val="32"/>
-    <w:lvlOverride w:ilvl="0"/>
-    <w:lvlOverride w:ilvl="1"/>
-    <w:lvlOverride w:ilvl="2"/>
-    <w:lvlOverride w:ilvl="3"/>
-    <w:lvlOverride w:ilvl="4"/>
-    <w:lvlOverride w:ilvl="5"/>
-    <w:lvlOverride w:ilvl="6"/>
-    <w:lvlOverride w:ilvl="7"/>
-    <w:lvlOverride w:ilvl="8"/>
   </w:num>
   <w:num w:numId="114" w16cid:durableId="1477339470">
     <w:abstractNumId w:val="49"/>
@@ -43906,6 +43588,7 @@
   <w:style w:type="character" w:default="1" w:styleId="a0">
     <w:name w:val="Default Paragraph Font"/>
     <w:uiPriority w:val="1"/>
+    <w:semiHidden/>
     <w:unhideWhenUsed/>
   </w:style>
   <w:style w:type="table" w:default="1" w:styleId="a1">
